--- a/07_submission_bmcbio_v1.24.0/Supporting_Information.docx
+++ b/07_submission_bmcbio_v1.24.0/Supporting_Information.docx
@@ -56,7 +56,7 @@
           <w:i/>
           <w:sz w:val="18"/>
         </w:rPr>
-        <w:t>[Table S01 / S01_deg_sepsis_vs_ctrl.csv: 11520 rows — too large to embed. The full table is deposited at 03_results/S01_deg_sepsis_vs_ctrl.csv and cited in the manuscript (§7).]</w:t>
+        <w:t>[Table S01 / S01_deg_sepsis_vs_ctrl.csv: 11520 rows: too large to embed. The full table is deposited at 03_results/S01_deg_sepsis_vs_ctrl.csv and cited in the manuscript (§7).]</w:t>
       </w:r>
     </w:p>
     <w:tbl>
@@ -5532,7 +5532,7 @@
           <w:i/>
           <w:sz w:val="18"/>
         </w:rPr>
-        <w:t>[Table S01 / S01_mars1_deg.csv: 11520 rows — too large to embed. The full table is deposited at 03_results/S01_mars1_deg.csv and cited in the manuscript (§7).]</w:t>
+        <w:t>[Table S01 / S01_mars1_deg.csv: 11520 rows: too large to embed. The full table is deposited at 03_results/S01_mars1_deg.csv and cited in the manuscript (§7).]</w:t>
       </w:r>
     </w:p>
     <w:p>
@@ -5546,7 +5546,7 @@
           <w:i/>
           <w:sz w:val="18"/>
         </w:rPr>
-        <w:t>[Table S01 / S01_mars1_deg_endotypeonly.csv: 11520 rows — too large to embed. The full table is deposited at 03_results/S01_mars1_deg_endotypeonly.csv and cited in the manuscript (§7).]</w:t>
+        <w:t>[Table S01 / S01_mars1_deg_endotypeonly.csv: 11520 rows: too large to embed. The full table is deposited at 03_results/S01_mars1_deg_endotypeonly.csv and cited in the manuscript (§7).]</w:t>
       </w:r>
     </w:p>
     <w:tbl>
@@ -5857,7 +5857,7 @@
           <w:i/>
           <w:sz w:val="18"/>
         </w:rPr>
-        <w:t>[Table S02 / S02_immunoparalysis_score.csv: 803 rows — too large to embed. The full table is deposited at 03_results/S02_immunoparalysis_score.csv and cited in the manuscript (§7).]</w:t>
+        <w:t>[Table S02 / S02_immunoparalysis_score.csv: 803 rows: too large to embed. The full table is deposited at 03_results/S02_immunoparalysis_score.csv and cited in the manuscript (§7).]</w:t>
       </w:r>
     </w:p>
     <w:p>
@@ -17355,7 +17355,7 @@
           <w:i/>
           <w:sz w:val="18"/>
         </w:rPr>
-        <w:t>[Table S08 / S08_l1000_rescue_trtcp.csv: 20414 rows — too large to embed. The full table is deposited at 03_results/S08_l1000_rescue_trtcp.csv and cited in the manuscript (§7).]</w:t>
+        <w:t>[Table S08 / S08_l1000_rescue_trtcp.csv: 20414 rows: too large to embed. The full table is deposited at 03_results/S08_l1000_rescue_trtcp.csv and cited in the manuscript (§7).]</w:t>
       </w:r>
     </w:p>
     <w:p>
